--- a/technical_document/docx/05_developer_extension/DOC-05-EXT-08_Enterprise_Test_Harness_Development_Testcontainers_and_Mocks.docx
+++ b/technical_document/docx/05_developer_extension/DOC-05-EXT-08_Enterprise_Test_Harness_Development_Testcontainers_and_Mocks.docx
@@ -1560,6 +1560,58 @@
           </w:p>
         </w:tc>
       </w:tr>
+      <w:tr>
+        <w:tc>
+          <w:tcPr>
+            <w:tcW w:type="dxa" w:w="1872"/>
+          </w:tcPr>
+          <w:p>
+            <w:r>
+              <w:t>3.1.0</w:t>
+            </w:r>
+          </w:p>
+        </w:tc>
+        <w:tc>
+          <w:tcPr>
+            <w:tcW w:type="dxa" w:w="1872"/>
+          </w:tcPr>
+          <w:p>
+            <w:r>
+              <w:t>October 2026</w:t>
+            </w:r>
+          </w:p>
+        </w:tc>
+        <w:tc>
+          <w:tcPr>
+            <w:tcW w:type="dxa" w:w="1872"/>
+          </w:tcPr>
+          <w:p>
+            <w:r>
+              <w:t>Independent Forensic Re-audit</w:t>
+            </w:r>
+          </w:p>
+        </w:tc>
+        <w:tc>
+          <w:tcPr>
+            <w:tcW w:type="dxa" w:w="1872"/>
+          </w:tcPr>
+          <w:p>
+            <w:r>
+              <w:t>Factual corrections per audit/docx_forensic_audit_2026-10-08.md</w:t>
+            </w:r>
+          </w:p>
+        </w:tc>
+        <w:tc>
+          <w:tcPr>
+            <w:tcW w:type="dxa" w:w="1872"/>
+          </w:tcPr>
+          <w:p>
+            <w:r>
+              <w:t>Applied</w:t>
+            </w:r>
+          </w:p>
+        </w:tc>
+      </w:tr>
     </w:tbl>
     <w:p>
       <w:pPr>
@@ -1983,6 +2035,19 @@
         <w:t>Unified interface for executing component tests, modularity tests, and E2E journeys.</w:t>
       </w:r>
     </w:p>
+    <w:p>
+      <w:r>
+        <w:rPr>
+          <w:b/>
+        </w:rPr>
+        <w:t>Addendum — v3.1.0 corrections (Independent Forensic Re-audit, 8 October 2026)</w:t>
+      </w:r>
+    </w:p>
+    <w:p>
+      <w:r>
+        <w:t>Expansion pending (flagged): WireMock configuration and mock-adapter guidance (promised in the catalog) not yet authored; the Testcontainers-PostgreSQL principle stated here is correct (no H2).</w:t>
+      </w:r>
+    </w:p>
     <w:sectPr>
       <w:headerReference w:type="default" r:id="rId9"/>
       <w:footerReference w:type="default" r:id="rId10"/>
